--- a/Design_Patterns/design patterns.docx
+++ b/Design_Patterns/design patterns.docx
@@ -18,6 +18,9 @@
         <w:br/>
       </w:r>
       <w:r>
+        <w:rPr>
+          <w:noProof/>
+        </w:rPr>
         <w:drawing>
           <wp:inline distT="0" distB="0" distL="0" distR="0" wp14:anchorId="741E43E1" wp14:editId="481F0859">
             <wp:extent cx="3696020" cy="1188823"/>
@@ -57,6 +60,9 @@
     </w:p>
     <w:p>
       <w:r>
+        <w:rPr>
+          <w:noProof/>
+        </w:rPr>
         <w:drawing>
           <wp:inline distT="0" distB="0" distL="0" distR="0" wp14:anchorId="126E97CD" wp14:editId="5987DF2F">
             <wp:extent cx="5731510" cy="2638425"/>
@@ -123,6 +129,9 @@
     </w:p>
     <w:p>
       <w:r>
+        <w:rPr>
+          <w:noProof/>
+        </w:rPr>
         <w:drawing>
           <wp:inline distT="0" distB="0" distL="0" distR="0" wp14:anchorId="267C17C5" wp14:editId="7301E1AE">
             <wp:extent cx="3474720" cy="1936773"/>
@@ -193,7 +202,15 @@
     </w:p>
     <w:p>
       <w:r>
-        <w:t>virtual void update() = 0;</w:t>
+        <w:t xml:space="preserve">virtual void </w:t>
+      </w:r>
+      <w:proofErr w:type="gramStart"/>
+      <w:r>
+        <w:t>update(</w:t>
+      </w:r>
+      <w:proofErr w:type="gramEnd"/>
+      <w:r>
+        <w:t>) = 0;</w:t>
       </w:r>
     </w:p>
     <w:p>
@@ -236,7 +253,15 @@
     </w:p>
     <w:p>
       <w:r>
-        <w:t>This makes IGameObject an interface/abstract class.</w:t>
+        <w:t xml:space="preserve">This makes </w:t>
+      </w:r>
+      <w:proofErr w:type="spellStart"/>
+      <w:r>
+        <w:t>IGameObject</w:t>
+      </w:r>
+      <w:proofErr w:type="spellEnd"/>
+      <w:r>
+        <w:t xml:space="preserve"> an interface/abstract class.</w:t>
       </w:r>
     </w:p>
     <w:p/>
@@ -255,6 +280,9 @@
     </w:p>
     <w:p>
       <w:r>
+        <w:rPr>
+          <w:noProof/>
+        </w:rPr>
         <w:drawing>
           <wp:inline distT="0" distB="0" distL="0" distR="0" wp14:anchorId="181FBC5B" wp14:editId="2F85418A">
             <wp:extent cx="2926080" cy="1935194"/>
@@ -292,6 +320,141 @@
         </w:drawing>
       </w:r>
     </w:p>
+    <w:p/>
+    <w:p>
+      <w:pPr>
+        <w:rPr>
+          <w:b/>
+          <w:bCs/>
+        </w:rPr>
+      </w:pPr>
+      <w:r>
+        <w:rPr>
+          <w:b/>
+          <w:bCs/>
+        </w:rPr>
+        <w:t>Observer Pattern –</w:t>
+      </w:r>
+    </w:p>
+    <w:p>
+      <w:r>
+        <w:drawing>
+          <wp:inline distT="0" distB="0" distL="0" distR="0" wp14:anchorId="41EE65B1" wp14:editId="720C68BB">
+            <wp:extent cx="3965221" cy="2537460"/>
+            <wp:effectExtent l="0" t="0" r="0" b="0"/>
+            <wp:docPr id="564133462" name="Picture 1"/>
+            <wp:cNvGraphicFramePr>
+              <a:graphicFrameLocks xmlns:a="http://schemas.openxmlformats.org/drawingml/2006/main" noChangeAspect="1"/>
+            </wp:cNvGraphicFramePr>
+            <a:graphic xmlns:a="http://schemas.openxmlformats.org/drawingml/2006/main">
+              <a:graphicData uri="http://schemas.openxmlformats.org/drawingml/2006/picture">
+                <pic:pic xmlns:pic="http://schemas.openxmlformats.org/drawingml/2006/picture">
+                  <pic:nvPicPr>
+                    <pic:cNvPr id="564133462" name=""/>
+                    <pic:cNvPicPr/>
+                  </pic:nvPicPr>
+                  <pic:blipFill>
+                    <a:blip r:embed="rId9"/>
+                    <a:stretch>
+                      <a:fillRect/>
+                    </a:stretch>
+                  </pic:blipFill>
+                  <pic:spPr>
+                    <a:xfrm>
+                      <a:off x="0" y="0"/>
+                      <a:ext cx="3978630" cy="2546041"/>
+                    </a:xfrm>
+                    <a:prstGeom prst="rect">
+                      <a:avLst/>
+                    </a:prstGeom>
+                  </pic:spPr>
+                </pic:pic>
+              </a:graphicData>
+            </a:graphic>
+          </wp:inline>
+        </w:drawing>
+      </w:r>
+    </w:p>
+    <w:p>
+      <w:r>
+        <w:lastRenderedPageBreak/>
+        <w:drawing>
+          <wp:inline distT="0" distB="0" distL="0" distR="0" wp14:anchorId="34EC6059" wp14:editId="20E3DCE3">
+            <wp:extent cx="5731510" cy="1365885"/>
+            <wp:effectExtent l="0" t="0" r="2540" b="5715"/>
+            <wp:docPr id="287781794" name="Picture 1"/>
+            <wp:cNvGraphicFramePr>
+              <a:graphicFrameLocks xmlns:a="http://schemas.openxmlformats.org/drawingml/2006/main" noChangeAspect="1"/>
+            </wp:cNvGraphicFramePr>
+            <a:graphic xmlns:a="http://schemas.openxmlformats.org/drawingml/2006/main">
+              <a:graphicData uri="http://schemas.openxmlformats.org/drawingml/2006/picture">
+                <pic:pic xmlns:pic="http://schemas.openxmlformats.org/drawingml/2006/picture">
+                  <pic:nvPicPr>
+                    <pic:cNvPr id="287781794" name=""/>
+                    <pic:cNvPicPr/>
+                  </pic:nvPicPr>
+                  <pic:blipFill>
+                    <a:blip r:embed="rId10"/>
+                    <a:stretch>
+                      <a:fillRect/>
+                    </a:stretch>
+                  </pic:blipFill>
+                  <pic:spPr>
+                    <a:xfrm>
+                      <a:off x="0" y="0"/>
+                      <a:ext cx="5731510" cy="1365885"/>
+                    </a:xfrm>
+                    <a:prstGeom prst="rect">
+                      <a:avLst/>
+                    </a:prstGeom>
+                  </pic:spPr>
+                </pic:pic>
+              </a:graphicData>
+            </a:graphic>
+          </wp:inline>
+        </w:drawing>
+      </w:r>
+    </w:p>
+    <w:p>
+      <w:r>
+        <w:drawing>
+          <wp:inline distT="0" distB="0" distL="0" distR="0" wp14:anchorId="23FBDC33" wp14:editId="641A7D0D">
+            <wp:extent cx="5731510" cy="2631440"/>
+            <wp:effectExtent l="0" t="0" r="2540" b="0"/>
+            <wp:docPr id="842163720" name="Picture 1"/>
+            <wp:cNvGraphicFramePr>
+              <a:graphicFrameLocks xmlns:a="http://schemas.openxmlformats.org/drawingml/2006/main" noChangeAspect="1"/>
+            </wp:cNvGraphicFramePr>
+            <a:graphic xmlns:a="http://schemas.openxmlformats.org/drawingml/2006/main">
+              <a:graphicData uri="http://schemas.openxmlformats.org/drawingml/2006/picture">
+                <pic:pic xmlns:pic="http://schemas.openxmlformats.org/drawingml/2006/picture">
+                  <pic:nvPicPr>
+                    <pic:cNvPr id="842163720" name=""/>
+                    <pic:cNvPicPr/>
+                  </pic:nvPicPr>
+                  <pic:blipFill>
+                    <a:blip r:embed="rId11"/>
+                    <a:stretch>
+                      <a:fillRect/>
+                    </a:stretch>
+                  </pic:blipFill>
+                  <pic:spPr>
+                    <a:xfrm>
+                      <a:off x="0" y="0"/>
+                      <a:ext cx="5731510" cy="2631440"/>
+                    </a:xfrm>
+                    <a:prstGeom prst="rect">
+                      <a:avLst/>
+                    </a:prstGeom>
+                  </pic:spPr>
+                </pic:pic>
+              </a:graphicData>
+            </a:graphic>
+          </wp:inline>
+        </w:drawing>
+      </w:r>
+    </w:p>
+    <w:p/>
     <w:sectPr>
       <w:pgSz w:w="11906" w:h="16838"/>
       <w:pgMar w:top="1440" w:right="1440" w:bottom="1440" w:left="1440" w:header="708" w:footer="708" w:gutter="0"/>
@@ -1062,6 +1225,7 @@
   <w:style w:type="character" w:default="1" w:styleId="DefaultParagraphFont">
     <w:name w:val="Default Paragraph Font"/>
     <w:uiPriority w:val="1"/>
+    <w:semiHidden/>
     <w:unhideWhenUsed/>
   </w:style>
   <w:style w:type="table" w:default="1" w:styleId="TableNormal">

--- a/Design_Patterns/design patterns.docx
+++ b/Design_Patterns/design patterns.docx
@@ -338,6 +338,9 @@
     </w:p>
     <w:p>
       <w:r>
+        <w:rPr>
+          <w:noProof/>
+        </w:rPr>
         <w:drawing>
           <wp:inline distT="0" distB="0" distL="0" distR="0" wp14:anchorId="41EE65B1" wp14:editId="720C68BB">
             <wp:extent cx="3965221" cy="2537460"/>
@@ -377,6 +380,9 @@
     </w:p>
     <w:p>
       <w:r>
+        <w:rPr>
+          <w:noProof/>
+        </w:rPr>
         <w:lastRenderedPageBreak/>
         <w:drawing>
           <wp:inline distT="0" distB="0" distL="0" distR="0" wp14:anchorId="34EC6059" wp14:editId="20E3DCE3">
@@ -417,6 +423,9 @@
     </w:p>
     <w:p>
       <w:r>
+        <w:rPr>
+          <w:noProof/>
+        </w:rPr>
         <w:drawing>
           <wp:inline distT="0" distB="0" distL="0" distR="0" wp14:anchorId="23FBDC33" wp14:editId="641A7D0D">
             <wp:extent cx="5731510" cy="2631440"/>
@@ -455,6 +464,908 @@
       </w:r>
     </w:p>
     <w:p/>
+    <w:p>
+      <w:pPr>
+        <w:rPr>
+          <w:b/>
+          <w:bCs/>
+        </w:rPr>
+      </w:pPr>
+      <w:r>
+        <w:rPr>
+          <w:b/>
+          <w:bCs/>
+        </w:rPr>
+        <w:t>Strategy Pattern</w:t>
+      </w:r>
+    </w:p>
+    <w:p>
+      <w:pPr>
+        <w:rPr>
+          <w:b/>
+          <w:bCs/>
+        </w:rPr>
+      </w:pPr>
+      <w:proofErr w:type="spellStart"/>
+      <w:r>
+        <w:rPr>
+          <w:b/>
+          <w:bCs/>
+        </w:rPr>
+        <w:t>Behavioral</w:t>
+      </w:r>
+      <w:proofErr w:type="spellEnd"/>
+      <w:r>
+        <w:rPr>
+          <w:b/>
+          <w:bCs/>
+        </w:rPr>
+        <w:t xml:space="preserve"> design pattern</w:t>
+      </w:r>
+    </w:p>
+    <w:p>
+      <w:r>
+        <w:drawing>
+          <wp:inline distT="0" distB="0" distL="0" distR="0" wp14:anchorId="4854283C" wp14:editId="78081D13">
+            <wp:extent cx="1866900" cy="3149839"/>
+            <wp:effectExtent l="0" t="0" r="0" b="0"/>
+            <wp:docPr id="1753743808" name="Picture 1"/>
+            <wp:cNvGraphicFramePr>
+              <a:graphicFrameLocks xmlns:a="http://schemas.openxmlformats.org/drawingml/2006/main" noChangeAspect="1"/>
+            </wp:cNvGraphicFramePr>
+            <a:graphic xmlns:a="http://schemas.openxmlformats.org/drawingml/2006/main">
+              <a:graphicData uri="http://schemas.openxmlformats.org/drawingml/2006/picture">
+                <pic:pic xmlns:pic="http://schemas.openxmlformats.org/drawingml/2006/picture">
+                  <pic:nvPicPr>
+                    <pic:cNvPr id="1753743808" name=""/>
+                    <pic:cNvPicPr/>
+                  </pic:nvPicPr>
+                  <pic:blipFill>
+                    <a:blip r:embed="rId12"/>
+                    <a:stretch>
+                      <a:fillRect/>
+                    </a:stretch>
+                  </pic:blipFill>
+                  <pic:spPr>
+                    <a:xfrm>
+                      <a:off x="0" y="0"/>
+                      <a:ext cx="1875492" cy="3164335"/>
+                    </a:xfrm>
+                    <a:prstGeom prst="rect">
+                      <a:avLst/>
+                    </a:prstGeom>
+                  </pic:spPr>
+                </pic:pic>
+              </a:graphicData>
+            </a:graphic>
+          </wp:inline>
+        </w:drawing>
+      </w:r>
+    </w:p>
+    <w:p/>
+    <w:p>
+      <w:r>
+        <w:lastRenderedPageBreak/>
+        <w:t>The pattern usually contains:</w:t>
+      </w:r>
+    </w:p>
+    <w:p>
+      <w:pPr>
+        <w:numPr>
+          <w:ilvl w:val="0"/>
+          <w:numId w:val="2"/>
+        </w:numPr>
+      </w:pPr>
+      <w:r>
+        <w:t xml:space="preserve">Strategy Interface </w:t>
+      </w:r>
+    </w:p>
+    <w:p>
+      <w:pPr>
+        <w:numPr>
+          <w:ilvl w:val="0"/>
+          <w:numId w:val="2"/>
+        </w:numPr>
+      </w:pPr>
+      <w:r>
+        <w:t xml:space="preserve">Concrete Strategies </w:t>
+      </w:r>
+    </w:p>
+    <w:p>
+      <w:pPr>
+        <w:numPr>
+          <w:ilvl w:val="0"/>
+          <w:numId w:val="2"/>
+        </w:numPr>
+      </w:pPr>
+      <w:r>
+        <w:rPr>
+          <w:noProof/>
+        </w:rPr>
+        <mc:AlternateContent>
+          <mc:Choice Requires="wps">
+            <w:drawing>
+              <wp:anchor distT="0" distB="0" distL="114300" distR="114300" simplePos="0" relativeHeight="251660288" behindDoc="0" locked="0" layoutInCell="1" allowOverlap="1" wp14:anchorId="090981B1" wp14:editId="1885BD15">
+                <wp:simplePos x="0" y="0"/>
+                <wp:positionH relativeFrom="column">
+                  <wp:posOffset>2865120</wp:posOffset>
+                </wp:positionH>
+                <wp:positionV relativeFrom="paragraph">
+                  <wp:posOffset>8890</wp:posOffset>
+                </wp:positionV>
+                <wp:extent cx="2811780" cy="914400"/>
+                <wp:effectExtent l="0" t="0" r="26670" b="19050"/>
+                <wp:wrapNone/>
+                <wp:docPr id="260128706" name="Text Box 2"/>
+                <wp:cNvGraphicFramePr/>
+                <a:graphic xmlns:a="http://schemas.openxmlformats.org/drawingml/2006/main">
+                  <a:graphicData uri="http://schemas.microsoft.com/office/word/2010/wordprocessingShape">
+                    <wps:wsp>
+                      <wps:cNvSpPr txBox="1"/>
+                      <wps:spPr>
+                        <a:xfrm>
+                          <a:off x="0" y="0"/>
+                          <a:ext cx="2811780" cy="914400"/>
+                        </a:xfrm>
+                        <a:prstGeom prst="rect">
+                          <a:avLst/>
+                        </a:prstGeom>
+                        <a:solidFill>
+                          <a:schemeClr val="lt1"/>
+                        </a:solidFill>
+                        <a:ln w="6350">
+                          <a:solidFill>
+                            <a:prstClr val="black"/>
+                          </a:solidFill>
+                        </a:ln>
+                      </wps:spPr>
+                      <wps:txbx>
+                        <w:txbxContent>
+                          <w:p>
+                            <w:r>
+                              <w:t>strategy = s;</w:t>
+                            </w:r>
+                          </w:p>
+                          <w:p>
+                            <w:r>
+                              <w:t>Initialize member variable strategy using value s.</w:t>
+                            </w:r>
+                          </w:p>
+                        </w:txbxContent>
+                      </wps:txbx>
+                      <wps:bodyPr rot="0" spcFirstLastPara="0" vertOverflow="overflow" horzOverflow="overflow" vert="horz" wrap="square" lIns="91440" tIns="45720" rIns="91440" bIns="45720" numCol="1" spcCol="0" rtlCol="0" fromWordArt="0" anchor="t" anchorCtr="0" forceAA="0" compatLnSpc="1">
+                        <a:prstTxWarp prst="textNoShape">
+                          <a:avLst/>
+                        </a:prstTxWarp>
+                        <a:noAutofit/>
+                      </wps:bodyPr>
+                    </wps:wsp>
+                  </a:graphicData>
+                </a:graphic>
+                <wp14:sizeRelH relativeFrom="margin">
+                  <wp14:pctWidth>0</wp14:pctWidth>
+                </wp14:sizeRelH>
+              </wp:anchor>
+            </w:drawing>
+          </mc:Choice>
+          <mc:Fallback>
+            <w:pict>
+              <v:shapetype w14:anchorId="090981B1" id="_x0000_t202" coordsize="21600,21600" o:spt="202" path="m,l,21600r21600,l21600,xe">
+                <v:stroke joinstyle="miter"/>
+                <v:path gradientshapeok="t" o:connecttype="rect"/>
+              </v:shapetype>
+              <v:shape id="Text Box 2" o:spid="_x0000_s1026" type="#_x0000_t202" style="position:absolute;left:0;text-align:left;margin-left:225.6pt;margin-top:.7pt;width:221.4pt;height:1in;z-index:251660288;visibility:visible;mso-wrap-style:square;mso-width-percent:0;mso-wrap-distance-left:9pt;mso-wrap-distance-top:0;mso-wrap-distance-right:9pt;mso-wrap-distance-bottom:0;mso-position-horizontal:absolute;mso-position-horizontal-relative:text;mso-position-vertical:absolute;mso-position-vertical-relative:text;mso-width-percent:0;mso-width-relative:margin;v-text-anchor:top" o:gfxdata="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" fillcolor="white [3201]" strokeweight=".5pt">
+                <v:textbox>
+                  <w:txbxContent>
+                    <w:p>
+                      <w:r>
+                        <w:t>strategy = s;</w:t>
+                      </w:r>
+                    </w:p>
+                    <w:p>
+                      <w:r>
+                        <w:t>Initialize member variable strategy using value s.</w:t>
+                      </w:r>
+                    </w:p>
+                  </w:txbxContent>
+                </v:textbox>
+              </v:shape>
+            </w:pict>
+          </mc:Fallback>
+        </mc:AlternateContent>
+      </w:r>
+      <w:r>
+        <w:t>Context Class</w:t>
+      </w:r>
+    </w:p>
+    <w:p>
+      <w:r>
+        <w:rPr>
+          <w:noProof/>
+        </w:rPr>
+        <mc:AlternateContent>
+          <mc:Choice Requires="wps">
+            <w:drawing>
+              <wp:anchor distT="0" distB="0" distL="114300" distR="114300" simplePos="0" relativeHeight="251659264" behindDoc="0" locked="0" layoutInCell="1" allowOverlap="1" wp14:anchorId="46F94A6E" wp14:editId="7C903834">
+                <wp:simplePos x="0" y="0"/>
+                <wp:positionH relativeFrom="column">
+                  <wp:posOffset>1082040</wp:posOffset>
+                </wp:positionH>
+                <wp:positionV relativeFrom="paragraph">
+                  <wp:posOffset>271145</wp:posOffset>
+                </wp:positionV>
+                <wp:extent cx="1638300" cy="15240"/>
+                <wp:effectExtent l="0" t="76200" r="19050" b="80010"/>
+                <wp:wrapNone/>
+                <wp:docPr id="416563914" name="Straight Arrow Connector 1"/>
+                <wp:cNvGraphicFramePr/>
+                <a:graphic xmlns:a="http://schemas.openxmlformats.org/drawingml/2006/main">
+                  <a:graphicData uri="http://schemas.microsoft.com/office/word/2010/wordprocessingShape">
+                    <wps:wsp>
+                      <wps:cNvCnPr/>
+                      <wps:spPr>
+                        <a:xfrm flipV="1">
+                          <a:off x="0" y="0"/>
+                          <a:ext cx="1638300" cy="15240"/>
+                        </a:xfrm>
+                        <a:prstGeom prst="straightConnector1">
+                          <a:avLst/>
+                        </a:prstGeom>
+                        <a:ln>
+                          <a:tailEnd type="triangle"/>
+                        </a:ln>
+                      </wps:spPr>
+                      <wps:style>
+                        <a:lnRef idx="2">
+                          <a:schemeClr val="accent1"/>
+                        </a:lnRef>
+                        <a:fillRef idx="0">
+                          <a:schemeClr val="accent1"/>
+                        </a:fillRef>
+                        <a:effectRef idx="1">
+                          <a:schemeClr val="accent1"/>
+                        </a:effectRef>
+                        <a:fontRef idx="minor">
+                          <a:schemeClr val="tx1"/>
+                        </a:fontRef>
+                      </wps:style>
+                      <wps:bodyPr/>
+                    </wps:wsp>
+                  </a:graphicData>
+                </a:graphic>
+              </wp:anchor>
+            </w:drawing>
+          </mc:Choice>
+          <mc:Fallback>
+            <w:pict>
+              <v:shapetype w14:anchorId="223A2019" id="_x0000_t32" coordsize="21600,21600" o:spt="32" o:oned="t" path="m,l21600,21600e" filled="f">
+                <v:path arrowok="t" fillok="f" o:connecttype="none"/>
+                <o:lock v:ext="edit" shapetype="t"/>
+              </v:shapetype>
+              <v:shape id="Straight Arrow Connector 1" o:spid="_x0000_s1026" type="#_x0000_t32" style="position:absolute;margin-left:85.2pt;margin-top:21.35pt;width:129pt;height:1.2pt;flip:y;z-index:251659264;visibility:visible;mso-wrap-style:square;mso-wrap-distance-left:9pt;mso-wrap-distance-top:0;mso-wrap-distance-right:9pt;mso-wrap-distance-bottom:0;mso-position-horizontal:absolute;mso-position-horizontal-relative:text;mso-position-vertical:absolute;mso-position-vertical-relative:text" o:gfxdata="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" strokecolor="#156082 [3204]" strokeweight="1.5pt">
+                <v:stroke endarrow="block" joinstyle="miter"/>
+              </v:shape>
+            </w:pict>
+          </mc:Fallback>
+        </mc:AlternateContent>
+      </w:r>
+      <w:r>
+        <w:drawing>
+          <wp:inline distT="0" distB="0" distL="0" distR="0" wp14:anchorId="25127D20" wp14:editId="5156F643">
+            <wp:extent cx="2301439" cy="777307"/>
+            <wp:effectExtent l="0" t="0" r="3810" b="3810"/>
+            <wp:docPr id="592800566" name="Picture 1"/>
+            <wp:cNvGraphicFramePr>
+              <a:graphicFrameLocks xmlns:a="http://schemas.openxmlformats.org/drawingml/2006/main" noChangeAspect="1"/>
+            </wp:cNvGraphicFramePr>
+            <a:graphic xmlns:a="http://schemas.openxmlformats.org/drawingml/2006/main">
+              <a:graphicData uri="http://schemas.openxmlformats.org/drawingml/2006/picture">
+                <pic:pic xmlns:pic="http://schemas.openxmlformats.org/drawingml/2006/picture">
+                  <pic:nvPicPr>
+                    <pic:cNvPr id="592800566" name=""/>
+                    <pic:cNvPicPr/>
+                  </pic:nvPicPr>
+                  <pic:blipFill>
+                    <a:blip r:embed="rId13"/>
+                    <a:stretch>
+                      <a:fillRect/>
+                    </a:stretch>
+                  </pic:blipFill>
+                  <pic:spPr>
+                    <a:xfrm>
+                      <a:off x="0" y="0"/>
+                      <a:ext cx="2301439" cy="777307"/>
+                    </a:xfrm>
+                    <a:prstGeom prst="rect">
+                      <a:avLst/>
+                    </a:prstGeom>
+                  </pic:spPr>
+                </pic:pic>
+              </a:graphicData>
+            </a:graphic>
+          </wp:inline>
+        </w:drawing>
+      </w:r>
+    </w:p>
+    <w:p/>
+    <w:p>
+      <w:pPr>
+        <w:rPr>
+          <w:b/>
+          <w:bCs/>
+        </w:rPr>
+      </w:pPr>
+      <w:r>
+        <w:rPr>
+          <w:b/>
+          <w:bCs/>
+        </w:rPr>
+        <w:t xml:space="preserve">Adapter </w:t>
+      </w:r>
+    </w:p>
+    <w:p>
+      <w:pPr>
+        <w:rPr>
+          <w:b/>
+          <w:bCs/>
+        </w:rPr>
+      </w:pPr>
+      <w:r>
+        <w:rPr>
+          <w:b/>
+          <w:bCs/>
+        </w:rPr>
+        <w:t>The Adapter Pattern is a structural design pattern.</w:t>
+      </w:r>
+    </w:p>
+    <w:p>
+      <w:pPr>
+        <w:rPr>
+          <w:b/>
+          <w:bCs/>
+        </w:rPr>
+      </w:pPr>
+      <w:r>
+        <w:rPr>
+          <w:b/>
+          <w:bCs/>
+        </w:rPr>
+        <w:t>It allows two incompatible interfaces to work together.</w:t>
+      </w:r>
+    </w:p>
+    <w:p>
+      <w:pPr>
+        <w:rPr>
+          <w:b/>
+          <w:bCs/>
+        </w:rPr>
+      </w:pPr>
+      <w:r>
+        <w:rPr>
+          <w:b/>
+          <w:bCs/>
+        </w:rPr>
+        <w:t>Convert one interface into another expected by the client</w:t>
+      </w:r>
+    </w:p>
+    <w:p>
+      <w:pPr>
+        <w:rPr>
+          <w:b/>
+          <w:bCs/>
+        </w:rPr>
+      </w:pPr>
+    </w:p>
+    <w:p>
+      <w:pPr>
+        <w:rPr>
+          <w:b/>
+          <w:bCs/>
+        </w:rPr>
+      </w:pPr>
+      <w:r>
+        <w:rPr>
+          <w:b/>
+          <w:bCs/>
+        </w:rPr>
+        <w:drawing>
+          <wp:inline distT="0" distB="0" distL="0" distR="0" wp14:anchorId="1508FC42" wp14:editId="248FDF90">
+            <wp:extent cx="2385365" cy="4259580"/>
+            <wp:effectExtent l="0" t="0" r="0" b="7620"/>
+            <wp:docPr id="2002646951" name="Picture 1"/>
+            <wp:cNvGraphicFramePr>
+              <a:graphicFrameLocks xmlns:a="http://schemas.openxmlformats.org/drawingml/2006/main" noChangeAspect="1"/>
+            </wp:cNvGraphicFramePr>
+            <a:graphic xmlns:a="http://schemas.openxmlformats.org/drawingml/2006/main">
+              <a:graphicData uri="http://schemas.openxmlformats.org/drawingml/2006/picture">
+                <pic:pic xmlns:pic="http://schemas.openxmlformats.org/drawingml/2006/picture">
+                  <pic:nvPicPr>
+                    <pic:cNvPr id="2002646951" name=""/>
+                    <pic:cNvPicPr/>
+                  </pic:nvPicPr>
+                  <pic:blipFill>
+                    <a:blip r:embed="rId14"/>
+                    <a:stretch>
+                      <a:fillRect/>
+                    </a:stretch>
+                  </pic:blipFill>
+                  <pic:spPr>
+                    <a:xfrm>
+                      <a:off x="0" y="0"/>
+                      <a:ext cx="2388914" cy="4265918"/>
+                    </a:xfrm>
+                    <a:prstGeom prst="rect">
+                      <a:avLst/>
+                    </a:prstGeom>
+                  </pic:spPr>
+                </pic:pic>
+              </a:graphicData>
+            </a:graphic>
+          </wp:inline>
+        </w:drawing>
+      </w:r>
+    </w:p>
+    <w:p>
+      <w:pPr>
+        <w:rPr>
+          <w:b/>
+          <w:bCs/>
+        </w:rPr>
+      </w:pPr>
+    </w:p>
+    <w:p>
+      <w:pPr>
+        <w:rPr>
+          <w:b/>
+          <w:bCs/>
+        </w:rPr>
+      </w:pPr>
+    </w:p>
+    <w:p>
+      <w:pPr>
+        <w:rPr>
+          <w:b/>
+          <w:bCs/>
+        </w:rPr>
+      </w:pPr>
+    </w:p>
+    <w:p>
+      <w:pPr>
+        <w:rPr>
+          <w:b/>
+          <w:bCs/>
+        </w:rPr>
+      </w:pPr>
+      <w:r>
+        <w:rPr>
+          <w:b/>
+          <w:bCs/>
+        </w:rPr>
+        <w:t xml:space="preserve">Decorator </w:t>
+      </w:r>
+    </w:p>
+    <w:p>
+      <w:pPr>
+        <w:rPr>
+          <w:b/>
+          <w:bCs/>
+        </w:rPr>
+      </w:pPr>
+      <w:r>
+        <w:rPr>
+          <w:b/>
+          <w:bCs/>
+        </w:rPr>
+        <w:t>Decorator Pattern is a structural design pattern.</w:t>
+      </w:r>
+    </w:p>
+    <w:p>
+      <w:pPr>
+        <w:rPr>
+          <w:b/>
+          <w:bCs/>
+        </w:rPr>
+      </w:pPr>
+      <w:r>
+        <w:rPr>
+          <w:b/>
+          <w:bCs/>
+        </w:rPr>
+        <w:t xml:space="preserve">Add new </w:t>
+      </w:r>
+      <w:proofErr w:type="spellStart"/>
+      <w:r>
+        <w:rPr>
+          <w:b/>
+          <w:bCs/>
+        </w:rPr>
+        <w:t>behavior</w:t>
+      </w:r>
+      <w:proofErr w:type="spellEnd"/>
+      <w:r>
+        <w:rPr>
+          <w:b/>
+          <w:bCs/>
+        </w:rPr>
+        <w:t xml:space="preserve"> to an object dynamically without modifying the original class.</w:t>
+      </w:r>
+    </w:p>
+    <w:p>
+      <w:pPr>
+        <w:rPr>
+          <w:b/>
+          <w:bCs/>
+        </w:rPr>
+      </w:pPr>
+      <w:r>
+        <w:rPr>
+          <w:b/>
+          <w:bCs/>
+        </w:rPr>
+        <w:t>Think of coffee ordering.</w:t>
+      </w:r>
+    </w:p>
+    <w:p>
+      <w:pPr>
+        <w:rPr>
+          <w:b/>
+          <w:bCs/>
+        </w:rPr>
+      </w:pPr>
+      <w:r>
+        <w:rPr>
+          <w:b/>
+          <w:bCs/>
+        </w:rPr>
+        <w:t>Start with:</w:t>
+      </w:r>
+    </w:p>
+    <w:p>
+      <w:pPr>
+        <w:rPr>
+          <w:b/>
+          <w:bCs/>
+        </w:rPr>
+      </w:pPr>
+      <w:r>
+        <w:rPr>
+          <w:b/>
+          <w:bCs/>
+        </w:rPr>
+        <w:t>Plain Coffee</w:t>
+      </w:r>
+    </w:p>
+    <w:p>
+      <w:pPr>
+        <w:rPr>
+          <w:b/>
+          <w:bCs/>
+        </w:rPr>
+      </w:pPr>
+      <w:r>
+        <w:rPr>
+          <w:b/>
+          <w:bCs/>
+        </w:rPr>
+        <w:t>Add:</w:t>
+      </w:r>
+    </w:p>
+    <w:p>
+      <w:pPr>
+        <w:numPr>
+          <w:ilvl w:val="0"/>
+          <w:numId w:val="3"/>
+        </w:numPr>
+        <w:rPr>
+          <w:b/>
+          <w:bCs/>
+        </w:rPr>
+      </w:pPr>
+      <w:r>
+        <w:rPr>
+          <w:b/>
+          <w:bCs/>
+        </w:rPr>
+        <w:t xml:space="preserve">Milk </w:t>
+      </w:r>
+    </w:p>
+    <w:p>
+      <w:pPr>
+        <w:numPr>
+          <w:ilvl w:val="0"/>
+          <w:numId w:val="3"/>
+        </w:numPr>
+        <w:rPr>
+          <w:b/>
+          <w:bCs/>
+        </w:rPr>
+      </w:pPr>
+      <w:r>
+        <w:rPr>
+          <w:b/>
+          <w:bCs/>
+        </w:rPr>
+        <w:t xml:space="preserve">Sugar </w:t>
+      </w:r>
+    </w:p>
+    <w:p>
+      <w:pPr>
+        <w:numPr>
+          <w:ilvl w:val="0"/>
+          <w:numId w:val="3"/>
+        </w:numPr>
+        <w:rPr>
+          <w:b/>
+          <w:bCs/>
+        </w:rPr>
+      </w:pPr>
+      <w:r>
+        <w:rPr>
+          <w:b/>
+          <w:bCs/>
+        </w:rPr>
+        <w:t xml:space="preserve">Chocolate </w:t>
+      </w:r>
+    </w:p>
+    <w:p>
+      <w:pPr>
+        <w:rPr>
+          <w:b/>
+          <w:bCs/>
+        </w:rPr>
+      </w:pPr>
+      <w:r>
+        <w:rPr>
+          <w:b/>
+          <w:bCs/>
+        </w:rPr>
+        <w:t>Each addition “decorates” the coffee.</w:t>
+      </w:r>
+    </w:p>
+    <w:p>
+      <w:pPr>
+        <w:rPr>
+          <w:b/>
+          <w:bCs/>
+        </w:rPr>
+      </w:pPr>
+      <w:r>
+        <w:rPr>
+          <w:b/>
+          <w:bCs/>
+        </w:rPr>
+        <w:t>You don’t create:</w:t>
+      </w:r>
+    </w:p>
+    <w:p>
+      <w:pPr>
+        <w:rPr>
+          <w:b/>
+          <w:bCs/>
+        </w:rPr>
+      </w:pPr>
+      <w:proofErr w:type="spellStart"/>
+      <w:r>
+        <w:rPr>
+          <w:b/>
+          <w:bCs/>
+        </w:rPr>
+        <w:t>MilkCoffee</w:t>
+      </w:r>
+      <w:proofErr w:type="spellEnd"/>
+      <w:r>
+        <w:rPr>
+          <w:b/>
+          <w:bCs/>
+        </w:rPr>
+        <w:br/>
+      </w:r>
+      <w:proofErr w:type="spellStart"/>
+      <w:r>
+        <w:rPr>
+          <w:b/>
+          <w:bCs/>
+        </w:rPr>
+        <w:t>SugarCoffee</w:t>
+      </w:r>
+      <w:proofErr w:type="spellEnd"/>
+      <w:r>
+        <w:rPr>
+          <w:b/>
+          <w:bCs/>
+        </w:rPr>
+        <w:br/>
+      </w:r>
+      <w:proofErr w:type="spellStart"/>
+      <w:r>
+        <w:rPr>
+          <w:b/>
+          <w:bCs/>
+        </w:rPr>
+        <w:t>ChocolateCoffee</w:t>
+      </w:r>
+      <w:proofErr w:type="spellEnd"/>
+      <w:r>
+        <w:rPr>
+          <w:b/>
+          <w:bCs/>
+        </w:rPr>
+        <w:br/>
+      </w:r>
+      <w:proofErr w:type="spellStart"/>
+      <w:r>
+        <w:rPr>
+          <w:b/>
+          <w:bCs/>
+        </w:rPr>
+        <w:t>MilkSugarChocolateCoffee</w:t>
+      </w:r>
+      <w:proofErr w:type="spellEnd"/>
+    </w:p>
+    <w:p>
+      <w:pPr>
+        <w:rPr>
+          <w:b/>
+          <w:bCs/>
+        </w:rPr>
+      </w:pPr>
+      <w:r>
+        <w:rPr>
+          <w:b/>
+          <w:bCs/>
+        </w:rPr>
+        <w:t>That would explode into too many classes.</w:t>
+      </w:r>
+    </w:p>
+    <w:p>
+      <w:pPr>
+        <w:rPr>
+          <w:b/>
+          <w:bCs/>
+        </w:rPr>
+      </w:pPr>
+      <w:r>
+        <w:rPr>
+          <w:b/>
+          <w:bCs/>
+        </w:rPr>
+        <w:t>Decorator solves this elegantly.</w:t>
+      </w:r>
+    </w:p>
+    <w:p>
+      <w:pPr>
+        <w:rPr>
+          <w:b/>
+          <w:bCs/>
+        </w:rPr>
+      </w:pPr>
+      <w:r>
+        <w:rPr>
+          <w:b/>
+          <w:bCs/>
+        </w:rPr>
+        <w:t>Instead of modifying class:</w:t>
+      </w:r>
+    </w:p>
+    <w:p>
+      <w:pPr>
+        <w:rPr>
+          <w:b/>
+          <w:bCs/>
+        </w:rPr>
+      </w:pPr>
+      <w:r>
+        <w:rPr>
+          <w:b/>
+          <w:bCs/>
+        </w:rPr>
+        <w:t>Wrap object with extra functionality</w:t>
+      </w:r>
+    </w:p>
+    <w:p>
+      <w:pPr>
+        <w:rPr>
+          <w:b/>
+          <w:bCs/>
+        </w:rPr>
+      </w:pPr>
+    </w:p>
+    <w:p>
+      <w:pPr>
+        <w:rPr>
+          <w:b/>
+          <w:bCs/>
+        </w:rPr>
+      </w:pPr>
+    </w:p>
+    <w:p>
+      <w:pPr>
+        <w:rPr>
+          <w:b/>
+          <w:bCs/>
+        </w:rPr>
+      </w:pPr>
+    </w:p>
+    <w:p>
+      <w:pPr>
+        <w:rPr>
+          <w:b/>
+          <w:bCs/>
+        </w:rPr>
+      </w:pPr>
+    </w:p>
+    <w:p>
+      <w:pPr>
+        <w:rPr>
+          <w:b/>
+          <w:bCs/>
+        </w:rPr>
+      </w:pPr>
+    </w:p>
+    <w:p>
+      <w:pPr>
+        <w:rPr>
+          <w:b/>
+          <w:bCs/>
+        </w:rPr>
+      </w:pPr>
+    </w:p>
+    <w:p>
+      <w:pPr>
+        <w:rPr>
+          <w:b/>
+          <w:bCs/>
+        </w:rPr>
+      </w:pPr>
+    </w:p>
+    <w:p>
+      <w:pPr>
+        <w:rPr>
+          <w:b/>
+          <w:bCs/>
+        </w:rPr>
+      </w:pPr>
+    </w:p>
+    <w:p>
+      <w:pPr>
+        <w:rPr>
+          <w:b/>
+          <w:bCs/>
+        </w:rPr>
+      </w:pPr>
+    </w:p>
+    <w:p>
+      <w:pPr>
+        <w:rPr>
+          <w:b/>
+          <w:bCs/>
+        </w:rPr>
+      </w:pPr>
+    </w:p>
+    <w:p>
+      <w:pPr>
+        <w:rPr>
+          <w:b/>
+          <w:bCs/>
+        </w:rPr>
+      </w:pPr>
+    </w:p>
+    <w:p>
+      <w:pPr>
+        <w:rPr>
+          <w:b/>
+          <w:bCs/>
+        </w:rPr>
+      </w:pPr>
+      <w:r>
+        <w:rPr>
+          <w:b/>
+          <w:bCs/>
+        </w:rPr>
+        <w:t>Builder</w:t>
+      </w:r>
+    </w:p>
+    <w:p/>
     <w:sectPr>
       <w:pgSz w:w="11906" w:h="16838"/>
       <w:pgMar w:top="1440" w:right="1440" w:bottom="1440" w:left="1440" w:header="708" w:footer="708" w:gutter="0"/>
@@ -468,9 +1379,9 @@
 <file path=word/numbering.xml><?xml version="1.0" encoding="utf-8"?>
 <w:numbering xmlns:wpc="http://schemas.microsoft.com/office/word/2010/wordprocessingCanvas" xmlns:cx="http://schemas.microsoft.com/office/drawing/2014/chartex" xmlns:cx1="http://schemas.microsoft.com/office/drawing/2015/9/8/chartex" xmlns:cx2="http://schemas.microsoft.com/office/drawing/2015/10/21/chartex" xmlns:cx3="http://schemas.microsoft.com/office/drawing/2016/5/9/chartex" xmlns:cx4="http://schemas.microsoft.com/office/drawing/2016/5/10/chartex" xmlns:cx5="http://schemas.microsoft.com/office/drawing/2016/5/11/chartex" xmlns:cx6="http://schemas.microsoft.com/office/drawing/2016/5/12/chartex" xmlns:cx7="http://schemas.microsoft.com/office/drawing/2016/5/13/chartex" xmlns:cx8="http://schemas.microsoft.com/office/drawing/2016/5/14/chartex" xmlns:mc="http://schemas.openxmlformats.org/markup-compatibility/2006" xmlns:aink="http://schemas.microsoft.com/office/drawing/2016/ink" xmlns:am3d="http://schemas.microsoft.com/office/drawing/2017/model3d" xmlns:o="urn:schemas-microsoft-com:office:office" xmlns:oel="http://schemas.microsoft.com/office/2019/extlst" xmlns:r="http://schemas.openxmlformats.org/officeDocument/2006/relationships" xmlns:m="http://schemas.openxmlformats.org/officeDocument/2006/math" xmlns:v="urn:schemas-microsoft-com:vml" xmlns:wp14="http://schemas.microsoft.com/office/word/2010/wordprocessingDrawing" xmlns:wp="http://schemas.openxmlformats.org/drawingml/2006/wordprocessingDrawing" xmlns:w10="urn:schemas-microsoft-com:office:word" xmlns:w="http://schemas.openxmlformats.org/wordprocessingml/2006/main" xmlns:w14="http://schemas.microsoft.com/office/word/2010/wordml" xmlns:w15="http://schemas.microsoft.com/office/word/2012/wordml" xmlns:w16cex="http://schemas.microsoft.com/office/word/2018/wordml/cex" xmlns:w16cid="http://schemas.microsoft.com/office/word/2016/wordml/cid" xmlns:w16="http://schemas.microsoft.com/office/word/2018/wordml" xmlns:w16du="http://schemas.microsoft.com/office/word/2023/wordml/word16du" xmlns:w16sdtdh="http://schemas.microsoft.com/office/word/2020/wordml/sdtdatahash" xmlns:w16sdtfl="http://schemas.microsoft.com/office/word/2024/wordml/sdtformatlock" xmlns:w16se="http://schemas.microsoft.com/office/word/2015/wordml/symex" xmlns:wpg="http://schemas.microsoft.com/office/word/2010/wordprocessingGroup" xmlns:wpi="http://schemas.microsoft.com/office/word/2010/wordprocessingInk" xmlns:wne="http://schemas.microsoft.com/office/word/2006/wordml" xmlns:wps="http://schemas.microsoft.com/office/word/2010/wordprocessingShape" mc:Ignorable="w14 w15 w16se w16cid w16 w16cex w16sdtdh w16sdtfl w16du wp14">
   <w:abstractNum w:abstractNumId="0" w15:restartNumberingAfterBreak="0">
-    <w:nsid w:val="612A58A8"/>
+    <w:nsid w:val="22414E28"/>
     <w:multiLevelType w:val="multilevel"/>
-    <w:tmpl w:val="F822E9B2"/>
+    <w:tmpl w:val="2400712C"/>
     <w:lvl w:ilvl="0">
       <w:start w:val="1"/>
       <w:numFmt w:val="bullet"/>
@@ -616,7 +1527,275 @@
       </w:rPr>
     </w:lvl>
   </w:abstractNum>
+  <w:abstractNum w:abstractNumId="1" w15:restartNumberingAfterBreak="0">
+    <w:nsid w:val="57A80671"/>
+    <w:multiLevelType w:val="multilevel"/>
+    <w:tmpl w:val="892CF9FE"/>
+    <w:lvl w:ilvl="0">
+      <w:start w:val="1"/>
+      <w:numFmt w:val="decimal"/>
+      <w:lvlText w:val="%1."/>
+      <w:lvlJc w:val="left"/>
+      <w:pPr>
+        <w:tabs>
+          <w:tab w:val="num" w:pos="720"/>
+        </w:tabs>
+        <w:ind w:left="720" w:hanging="360"/>
+      </w:pPr>
+    </w:lvl>
+    <w:lvl w:ilvl="1" w:tentative="1">
+      <w:start w:val="1"/>
+      <w:numFmt w:val="decimal"/>
+      <w:lvlText w:val="%2."/>
+      <w:lvlJc w:val="left"/>
+      <w:pPr>
+        <w:tabs>
+          <w:tab w:val="num" w:pos="1440"/>
+        </w:tabs>
+        <w:ind w:left="1440" w:hanging="360"/>
+      </w:pPr>
+    </w:lvl>
+    <w:lvl w:ilvl="2" w:tentative="1">
+      <w:start w:val="1"/>
+      <w:numFmt w:val="decimal"/>
+      <w:lvlText w:val="%3."/>
+      <w:lvlJc w:val="left"/>
+      <w:pPr>
+        <w:tabs>
+          <w:tab w:val="num" w:pos="2160"/>
+        </w:tabs>
+        <w:ind w:left="2160" w:hanging="360"/>
+      </w:pPr>
+    </w:lvl>
+    <w:lvl w:ilvl="3" w:tentative="1">
+      <w:start w:val="1"/>
+      <w:numFmt w:val="decimal"/>
+      <w:lvlText w:val="%4."/>
+      <w:lvlJc w:val="left"/>
+      <w:pPr>
+        <w:tabs>
+          <w:tab w:val="num" w:pos="2880"/>
+        </w:tabs>
+        <w:ind w:left="2880" w:hanging="360"/>
+      </w:pPr>
+    </w:lvl>
+    <w:lvl w:ilvl="4" w:tentative="1">
+      <w:start w:val="1"/>
+      <w:numFmt w:val="decimal"/>
+      <w:lvlText w:val="%5."/>
+      <w:lvlJc w:val="left"/>
+      <w:pPr>
+        <w:tabs>
+          <w:tab w:val="num" w:pos="3600"/>
+        </w:tabs>
+        <w:ind w:left="3600" w:hanging="360"/>
+      </w:pPr>
+    </w:lvl>
+    <w:lvl w:ilvl="5" w:tentative="1">
+      <w:start w:val="1"/>
+      <w:numFmt w:val="decimal"/>
+      <w:lvlText w:val="%6."/>
+      <w:lvlJc w:val="left"/>
+      <w:pPr>
+        <w:tabs>
+          <w:tab w:val="num" w:pos="4320"/>
+        </w:tabs>
+        <w:ind w:left="4320" w:hanging="360"/>
+      </w:pPr>
+    </w:lvl>
+    <w:lvl w:ilvl="6" w:tentative="1">
+      <w:start w:val="1"/>
+      <w:numFmt w:val="decimal"/>
+      <w:lvlText w:val="%7."/>
+      <w:lvlJc w:val="left"/>
+      <w:pPr>
+        <w:tabs>
+          <w:tab w:val="num" w:pos="5040"/>
+        </w:tabs>
+        <w:ind w:left="5040" w:hanging="360"/>
+      </w:pPr>
+    </w:lvl>
+    <w:lvl w:ilvl="7" w:tentative="1">
+      <w:start w:val="1"/>
+      <w:numFmt w:val="decimal"/>
+      <w:lvlText w:val="%8."/>
+      <w:lvlJc w:val="left"/>
+      <w:pPr>
+        <w:tabs>
+          <w:tab w:val="num" w:pos="5760"/>
+        </w:tabs>
+        <w:ind w:left="5760" w:hanging="360"/>
+      </w:pPr>
+    </w:lvl>
+    <w:lvl w:ilvl="8" w:tentative="1">
+      <w:start w:val="1"/>
+      <w:numFmt w:val="decimal"/>
+      <w:lvlText w:val="%9."/>
+      <w:lvlJc w:val="left"/>
+      <w:pPr>
+        <w:tabs>
+          <w:tab w:val="num" w:pos="6480"/>
+        </w:tabs>
+        <w:ind w:left="6480" w:hanging="360"/>
+      </w:pPr>
+    </w:lvl>
+  </w:abstractNum>
+  <w:abstractNum w:abstractNumId="2" w15:restartNumberingAfterBreak="0">
+    <w:nsid w:val="612A58A8"/>
+    <w:multiLevelType w:val="multilevel"/>
+    <w:tmpl w:val="F822E9B2"/>
+    <w:lvl w:ilvl="0">
+      <w:start w:val="1"/>
+      <w:numFmt w:val="bullet"/>
+      <w:lvlText w:val=""/>
+      <w:lvlJc w:val="left"/>
+      <w:pPr>
+        <w:tabs>
+          <w:tab w:val="num" w:pos="720"/>
+        </w:tabs>
+        <w:ind w:left="720" w:hanging="360"/>
+      </w:pPr>
+      <w:rPr>
+        <w:rFonts w:ascii="Symbol" w:hAnsi="Symbol" w:hint="default"/>
+        <w:sz w:val="20"/>
+      </w:rPr>
+    </w:lvl>
+    <w:lvl w:ilvl="1" w:tentative="1">
+      <w:start w:val="1"/>
+      <w:numFmt w:val="bullet"/>
+      <w:lvlText w:val="o"/>
+      <w:lvlJc w:val="left"/>
+      <w:pPr>
+        <w:tabs>
+          <w:tab w:val="num" w:pos="1440"/>
+        </w:tabs>
+        <w:ind w:left="1440" w:hanging="360"/>
+      </w:pPr>
+      <w:rPr>
+        <w:rFonts w:ascii="Courier New" w:hAnsi="Courier New" w:hint="default"/>
+        <w:sz w:val="20"/>
+      </w:rPr>
+    </w:lvl>
+    <w:lvl w:ilvl="2" w:tentative="1">
+      <w:start w:val="1"/>
+      <w:numFmt w:val="bullet"/>
+      <w:lvlText w:val=""/>
+      <w:lvlJc w:val="left"/>
+      <w:pPr>
+        <w:tabs>
+          <w:tab w:val="num" w:pos="2160"/>
+        </w:tabs>
+        <w:ind w:left="2160" w:hanging="360"/>
+      </w:pPr>
+      <w:rPr>
+        <w:rFonts w:ascii="Wingdings" w:hAnsi="Wingdings" w:hint="default"/>
+        <w:sz w:val="20"/>
+      </w:rPr>
+    </w:lvl>
+    <w:lvl w:ilvl="3" w:tentative="1">
+      <w:start w:val="1"/>
+      <w:numFmt w:val="bullet"/>
+      <w:lvlText w:val=""/>
+      <w:lvlJc w:val="left"/>
+      <w:pPr>
+        <w:tabs>
+          <w:tab w:val="num" w:pos="2880"/>
+        </w:tabs>
+        <w:ind w:left="2880" w:hanging="360"/>
+      </w:pPr>
+      <w:rPr>
+        <w:rFonts w:ascii="Wingdings" w:hAnsi="Wingdings" w:hint="default"/>
+        <w:sz w:val="20"/>
+      </w:rPr>
+    </w:lvl>
+    <w:lvl w:ilvl="4" w:tentative="1">
+      <w:start w:val="1"/>
+      <w:numFmt w:val="bullet"/>
+      <w:lvlText w:val=""/>
+      <w:lvlJc w:val="left"/>
+      <w:pPr>
+        <w:tabs>
+          <w:tab w:val="num" w:pos="3600"/>
+        </w:tabs>
+        <w:ind w:left="3600" w:hanging="360"/>
+      </w:pPr>
+      <w:rPr>
+        <w:rFonts w:ascii="Wingdings" w:hAnsi="Wingdings" w:hint="default"/>
+        <w:sz w:val="20"/>
+      </w:rPr>
+    </w:lvl>
+    <w:lvl w:ilvl="5" w:tentative="1">
+      <w:start w:val="1"/>
+      <w:numFmt w:val="bullet"/>
+      <w:lvlText w:val=""/>
+      <w:lvlJc w:val="left"/>
+      <w:pPr>
+        <w:tabs>
+          <w:tab w:val="num" w:pos="4320"/>
+        </w:tabs>
+        <w:ind w:left="4320" w:hanging="360"/>
+      </w:pPr>
+      <w:rPr>
+        <w:rFonts w:ascii="Wingdings" w:hAnsi="Wingdings" w:hint="default"/>
+        <w:sz w:val="20"/>
+      </w:rPr>
+    </w:lvl>
+    <w:lvl w:ilvl="6" w:tentative="1">
+      <w:start w:val="1"/>
+      <w:numFmt w:val="bullet"/>
+      <w:lvlText w:val=""/>
+      <w:lvlJc w:val="left"/>
+      <w:pPr>
+        <w:tabs>
+          <w:tab w:val="num" w:pos="5040"/>
+        </w:tabs>
+        <w:ind w:left="5040" w:hanging="360"/>
+      </w:pPr>
+      <w:rPr>
+        <w:rFonts w:ascii="Wingdings" w:hAnsi="Wingdings" w:hint="default"/>
+        <w:sz w:val="20"/>
+      </w:rPr>
+    </w:lvl>
+    <w:lvl w:ilvl="7" w:tentative="1">
+      <w:start w:val="1"/>
+      <w:numFmt w:val="bullet"/>
+      <w:lvlText w:val=""/>
+      <w:lvlJc w:val="left"/>
+      <w:pPr>
+        <w:tabs>
+          <w:tab w:val="num" w:pos="5760"/>
+        </w:tabs>
+        <w:ind w:left="5760" w:hanging="360"/>
+      </w:pPr>
+      <w:rPr>
+        <w:rFonts w:ascii="Wingdings" w:hAnsi="Wingdings" w:hint="default"/>
+        <w:sz w:val="20"/>
+      </w:rPr>
+    </w:lvl>
+    <w:lvl w:ilvl="8" w:tentative="1">
+      <w:start w:val="1"/>
+      <w:numFmt w:val="bullet"/>
+      <w:lvlText w:val=""/>
+      <w:lvlJc w:val="left"/>
+      <w:pPr>
+        <w:tabs>
+          <w:tab w:val="num" w:pos="6480"/>
+        </w:tabs>
+        <w:ind w:left="6480" w:hanging="360"/>
+      </w:pPr>
+      <w:rPr>
+        <w:rFonts w:ascii="Wingdings" w:hAnsi="Wingdings" w:hint="default"/>
+        <w:sz w:val="20"/>
+      </w:rPr>
+    </w:lvl>
+  </w:abstractNum>
   <w:num w:numId="1" w16cid:durableId="54160741">
+    <w:abstractNumId w:val="2"/>
+  </w:num>
+  <w:num w:numId="2" w16cid:durableId="480926820">
+    <w:abstractNumId w:val="1"/>
+  </w:num>
+  <w:num w:numId="3" w16cid:durableId="85616773">
     <w:abstractNumId w:val="0"/>
   </w:num>
 </w:numbering>
@@ -1225,7 +2404,6 @@
   <w:style w:type="character" w:default="1" w:styleId="DefaultParagraphFont">
     <w:name w:val="Default Paragraph Font"/>
     <w:uiPriority w:val="1"/>
-    <w:semiHidden/>
     <w:unhideWhenUsed/>
   </w:style>
   <w:style w:type="table" w:default="1" w:styleId="TableNormal">

--- a/Design_Patterns/design patterns.docx
+++ b/Design_Patterns/design patterns.docx
@@ -505,6 +505,9 @@
     </w:p>
     <w:p>
       <w:r>
+        <w:rPr>
+          <w:noProof/>
+        </w:rPr>
         <w:drawing>
           <wp:inline distT="0" distB="0" distL="0" distR="0" wp14:anchorId="4854283C" wp14:editId="78081D13">
             <wp:extent cx="1866900" cy="3149839"/>
@@ -750,6 +753,9 @@
         </mc:AlternateContent>
       </w:r>
       <w:r>
+        <w:rPr>
+          <w:noProof/>
+        </w:rPr>
         <w:drawing>
           <wp:inline distT="0" distB="0" distL="0" distR="0" wp14:anchorId="25127D20" wp14:editId="5156F643">
             <wp:extent cx="2301439" cy="777307"/>
@@ -867,6 +873,7 @@
         <w:rPr>
           <w:b/>
           <w:bCs/>
+          <w:noProof/>
         </w:rPr>
         <w:drawing>
           <wp:inline distT="0" distB="0" distL="0" distR="0" wp14:anchorId="1508FC42" wp14:editId="248FDF90">
@@ -1325,44 +1332,176 @@
           <w:bCs/>
         </w:rPr>
       </w:pPr>
-    </w:p>
-    <w:p>
-      <w:pPr>
-        <w:rPr>
-          <w:b/>
-          <w:bCs/>
-        </w:rPr>
-      </w:pPr>
-    </w:p>
-    <w:p>
-      <w:pPr>
-        <w:rPr>
-          <w:b/>
-          <w:bCs/>
-        </w:rPr>
-      </w:pPr>
-    </w:p>
-    <w:p>
-      <w:pPr>
-        <w:rPr>
-          <w:b/>
-          <w:bCs/>
-        </w:rPr>
-      </w:pPr>
-    </w:p>
-    <w:p>
-      <w:pPr>
-        <w:rPr>
-          <w:b/>
-          <w:bCs/>
-        </w:rPr>
-      </w:pPr>
-      <w:r>
-        <w:rPr>
-          <w:b/>
-          <w:bCs/>
-        </w:rPr>
-        <w:t>Builder</w:t>
+      <w:r>
+        <w:rPr>
+          <w:b/>
+          <w:bCs/>
+        </w:rPr>
+        <w:lastRenderedPageBreak/>
+        <w:t>State pattern –</w:t>
+      </w:r>
+    </w:p>
+    <w:p>
+      <w:r>
+        <w:t xml:space="preserve">The State Pattern is a </w:t>
+      </w:r>
+      <w:proofErr w:type="spellStart"/>
+      <w:r>
+        <w:t>behavioral</w:t>
+      </w:r>
+      <w:proofErr w:type="spellEnd"/>
+      <w:r>
+        <w:t xml:space="preserve"> design pattern that allows an object to change its </w:t>
+      </w:r>
+      <w:proofErr w:type="spellStart"/>
+      <w:r>
+        <w:t>behavior</w:t>
+      </w:r>
+      <w:proofErr w:type="spellEnd"/>
+      <w:r>
+        <w:t xml:space="preserve"> when its internal state changes.</w:t>
+      </w:r>
+    </w:p>
+    <w:p>
+      <w:r>
+        <w:t>Instead of writing lots of if-else or switch statements, each state is represented by a separate class.</w:t>
+      </w:r>
+    </w:p>
+    <w:p>
+      <w:pPr>
+        <w:rPr>
+          <w:b/>
+          <w:bCs/>
+        </w:rPr>
+      </w:pPr>
+    </w:p>
+    <w:p>
+      <w:r>
+        <w:t>Suppose for an ATM, there can be different states</w:t>
+      </w:r>
+    </w:p>
+    <w:p>
+      <w:proofErr w:type="spellStart"/>
+      <w:r>
+        <w:t>NoCardState</w:t>
+      </w:r>
+      <w:proofErr w:type="spellEnd"/>
+    </w:p>
+    <w:p>
+      <w:proofErr w:type="spellStart"/>
+      <w:r>
+        <w:t>HasCardState</w:t>
+      </w:r>
+      <w:proofErr w:type="spellEnd"/>
+    </w:p>
+    <w:p>
+      <w:proofErr w:type="spellStart"/>
+      <w:r>
+        <w:t>PinVerifiedState</w:t>
+      </w:r>
+      <w:proofErr w:type="spellEnd"/>
+    </w:p>
+    <w:p>
+      <w:proofErr w:type="spellStart"/>
+      <w:r>
+        <w:t>CashDispensedState</w:t>
+      </w:r>
+      <w:proofErr w:type="spellEnd"/>
+    </w:p>
+    <w:p/>
+    <w:p>
+      <w:r>
+        <w:t>No Card Inserted</w:t>
+      </w:r>
+    </w:p>
+    <w:p>
+      <w:r>
+        <w:t xml:space="preserve">    ↓</w:t>
+      </w:r>
+    </w:p>
+    <w:p>
+      <w:r>
+        <w:t>Insert Card</w:t>
+      </w:r>
+    </w:p>
+    <w:p>
+      <w:r>
+        <w:t xml:space="preserve">    ↓</w:t>
+      </w:r>
+    </w:p>
+    <w:p>
+      <w:r>
+        <w:t>Has Card</w:t>
+      </w:r>
+    </w:p>
+    <w:p>
+      <w:r>
+        <w:t xml:space="preserve">    ↓</w:t>
+      </w:r>
+    </w:p>
+    <w:p>
+      <w:r>
+        <w:t>Enter PIN</w:t>
+      </w:r>
+    </w:p>
+    <w:p>
+      <w:r>
+        <w:t xml:space="preserve">    ↓</w:t>
+      </w:r>
+    </w:p>
+    <w:p>
+      <w:r>
+        <w:t>PIN Verified</w:t>
+      </w:r>
+    </w:p>
+    <w:p>
+      <w:r>
+        <w:t xml:space="preserve">    ↓</w:t>
+      </w:r>
+    </w:p>
+    <w:p>
+      <w:r>
+        <w:t>Withdraw Cash</w:t>
+      </w:r>
+    </w:p>
+    <w:p>
+      <w:r>
+        <w:lastRenderedPageBreak/>
+        <w:drawing>
+          <wp:inline distT="0" distB="0" distL="0" distR="0" wp14:anchorId="7EFEB354" wp14:editId="0C3291CF">
+            <wp:extent cx="3406435" cy="4351397"/>
+            <wp:effectExtent l="0" t="0" r="3810" b="0"/>
+            <wp:docPr id="472526242" name="Picture 1"/>
+            <wp:cNvGraphicFramePr>
+              <a:graphicFrameLocks xmlns:a="http://schemas.openxmlformats.org/drawingml/2006/main" noChangeAspect="1"/>
+            </wp:cNvGraphicFramePr>
+            <a:graphic xmlns:a="http://schemas.openxmlformats.org/drawingml/2006/main">
+              <a:graphicData uri="http://schemas.openxmlformats.org/drawingml/2006/picture">
+                <pic:pic xmlns:pic="http://schemas.openxmlformats.org/drawingml/2006/picture">
+                  <pic:nvPicPr>
+                    <pic:cNvPr id="472526242" name=""/>
+                    <pic:cNvPicPr/>
+                  </pic:nvPicPr>
+                  <pic:blipFill>
+                    <a:blip r:embed="rId15"/>
+                    <a:stretch>
+                      <a:fillRect/>
+                    </a:stretch>
+                  </pic:blipFill>
+                  <pic:spPr>
+                    <a:xfrm>
+                      <a:off x="0" y="0"/>
+                      <a:ext cx="3406435" cy="4351397"/>
+                    </a:xfrm>
+                    <a:prstGeom prst="rect">
+                      <a:avLst/>
+                    </a:prstGeom>
+                  </pic:spPr>
+                </pic:pic>
+              </a:graphicData>
+            </a:graphic>
+          </wp:inline>
+        </w:drawing>
       </w:r>
     </w:p>
     <w:p/>
